--- a/products-storage/04-polnyy-komplekt-pto/01-30-bazovye-pakety/01-zakrytie-rabot/11-slovar-poley.docx
+++ b/products-storage/04-polnyy-komplekt-pto/01-30-bazovye-pakety/01-zakrytie-rabot/11-slovar-poley.docx
@@ -33,6 +33,95 @@
         </w:rPr>
         <w:t xml:space="preserve">Единый словарь подстановок для всех документов комплекта.</w:t>
       </w:r>
+    </w:p>
+    <w:tbl>
+      <w:tblPr>
+        <w:tblW w:type="dxa" w:w="9360"/>
+        <w:tblBorders>
+          <w:top w:val="single" w:color="auto" w:sz="4"/>
+          <w:left w:val="single" w:color="auto" w:sz="4"/>
+          <w:bottom w:val="single" w:color="auto" w:sz="4"/>
+          <w:right w:val="single" w:color="auto" w:sz="4"/>
+          <w:insideH w:val="single" w:color="auto" w:sz="4"/>
+          <w:insideV w:val="single" w:color="auto" w:sz="4"/>
+        </w:tblBorders>
+      </w:tblPr>
+      <w:tblGrid>
+        <w:gridCol w:w="9360"/>
+      </w:tblGrid>
+      <w:tr>
+        <w:tc>
+          <w:tcPr>
+            <w:tcW w:type="dxa" w:w="9360"/>
+            <w:shd w:fill="F2F2F2" w:val="clear"/>
+            <w:tcMar>
+              <w:top w:type="dxa" w:w="160"/>
+              <w:left w:type="dxa" w:w="200"/>
+              <w:bottom w:type="dxa" w:w="160"/>
+              <w:right w:type="dxa" w:w="200"/>
+            </w:tcMar>
+          </w:tcPr>
+          <w:p>
+            <w:pPr>
+              <w:spacing w:after="100" w:line="276"/>
+            </w:pPr>
+            <w:r>
+              <w:rPr>
+                <w:rFonts w:ascii="Times New Roman" w:cs="Times New Roman" w:eastAsia="Times New Roman" w:hAnsi="Times New Roman"/>
+                <w:b/>
+                <w:bCs/>
+                <w:sz w:val="24"/>
+                <w:szCs w:val="24"/>
+              </w:rPr>
+              <w:t xml:space="preserve">Важно, прочитайте до использования</w:t>
+            </w:r>
+          </w:p>
+          <w:p>
+            <w:pPr>
+              <w:spacing w:after="100" w:line="276"/>
+            </w:pPr>
+            <w:r>
+              <w:rPr>
+                <w:rFonts w:ascii="Times New Roman" w:cs="Times New Roman" w:eastAsia="Times New Roman" w:hAnsi="Times New Roman"/>
+                <w:sz w:val="24"/>
+                <w:szCs w:val="24"/>
+              </w:rPr>
+              <w:t xml:space="preserve">Это типовой шаблон, а не юридическая консультация и не гарантия взыскания. Он рассчитан на типовую ситуацию: работы приняты, акты подписаны обеими сторонами без замечаний, встречных требований нет.</w:t>
+            </w:r>
+          </w:p>
+          <w:p>
+            <w:pPr>
+              <w:spacing w:after="100" w:line="276"/>
+            </w:pPr>
+            <w:r>
+              <w:rPr>
+                <w:rFonts w:ascii="Times New Roman" w:cs="Times New Roman" w:eastAsia="Times New Roman" w:hAnsi="Times New Roman"/>
+                <w:sz w:val="24"/>
+                <w:szCs w:val="24"/>
+              </w:rPr>
+              <w:t xml:space="preserve">Шаблон не заменяет консультацию по конкретной ситуации: выводы зависят от условий вашего договора, состава подписанных документов и обстоятельств спора, и приоритет всегда у договора. Если заказчик оспаривает объёмы или качество, заявляет зачёт, если акты подписаны неуполномоченным лицом или в картотеке арбитражных дел появилось дело о банкротстве должника — типовой текст создаёт ложную уверенность. В этих случаях обращайтесь к юристу до отправки.</w:t>
+            </w:r>
+          </w:p>
+          <w:p>
+            <w:pPr>
+              <w:spacing w:after="0" w:line="276"/>
+            </w:pPr>
+            <w:r>
+              <w:rPr>
+                <w:rFonts w:ascii="Times New Roman" w:cs="Times New Roman" w:eastAsia="Times New Roman" w:hAnsi="Times New Roman"/>
+                <w:sz w:val="24"/>
+                <w:szCs w:val="24"/>
+              </w:rPr>
+              <w:t xml:space="preserve">Ставок, сроков и размеров пошлин числом в шаблоне нет намеренно: они меняются, а скачанный файл не обновляется. Каждое число вы берёте из названного источника на дату составления документа.</w:t>
+            </w:r>
+          </w:p>
+        </w:tc>
+      </w:tr>
+    </w:tbl>
+    <w:p>
+      <w:pPr>
+        <w:spacing w:after="120" w:line="276"/>
+      </w:pPr>
     </w:p>
     <w:p>
       <w:pPr>

--- a/products-storage/04-polnyy-komplekt-pto/01-30-bazovye-pakety/01-zakrytie-rabot/11-slovar-poley.docx
+++ b/products-storage/04-polnyy-komplekt-pto/01-30-bazovye-pakety/01-zakrytie-rabot/11-slovar-poley.docx
@@ -99,7 +99,7 @@
                 <w:sz w:val="24"/>
                 <w:szCs w:val="24"/>
               </w:rPr>
-              <w:t xml:space="preserve">Шаблон не заменяет консультацию по конкретной ситуации: выводы зависят от условий вашего договора, состава подписанных документов и обстоятельств спора, и приоритет всегда у договора. Если заказчик оспаривает объёмы или качество, заявляет зачёт, если акты подписаны неуполномоченным лицом или в картотеке арбитражных дел появилось дело о банкротстве должника — типовой текст создаёт ложную уверенность. В этих случаях обращайтесь к юристу до отправки.</w:t>
+              <w:t xml:space="preserve">Тексты прошли вычитку юристом в типовой редакции. Вычитка типовой редакции не заменяет консультацию по конкретной ситуации: выводы зависят от условий вашего договора, состава подписанных документов и обстоятельств спора, и приоритет всегда у договора. Если заказчик оспаривает объёмы или качество, заявляет зачёт, если акты подписаны неуполномоченным лицом или в картотеке арбитражных дел появилось дело о банкротстве должника — типовой текст создаёт ложную уверенность. В этих случаях обращайтесь к юристу до отправки.</w:t>
             </w:r>
           </w:p>
           <w:p>

--- a/products-storage/04-polnyy-komplekt-pto/01-30-bazovye-pakety/01-zakrytie-rabot/11-slovar-poley.docx
+++ b/products-storage/04-polnyy-komplekt-pto/01-30-bazovye-pakety/01-zakrytie-rabot/11-slovar-poley.docx
@@ -99,7 +99,7 @@
                 <w:sz w:val="24"/>
                 <w:szCs w:val="24"/>
               </w:rPr>
-              <w:t xml:space="preserve">Тексты прошли вычитку юристом в типовой редакции. Вычитка типовой редакции не заменяет консультацию по конкретной ситуации: выводы зависят от условий вашего договора, состава подписанных документов и обстоятельств спора, и приоритет всегда у договора. Если заказчик оспаривает объёмы или качество, заявляет зачёт, если акты подписаны неуполномоченным лицом или в картотеке арбитражных дел появилось дело о банкротстве должника — типовой текст создаёт ложную уверенность. В этих случаях обращайтесь к юристу до отправки.</w:t>
+              <w:t xml:space="preserve">Тексты прошли вычитку юристом в типовой редакции. Отдельные формулировки правлены 15.08.2026 по нормативной сверке: эти правки внесены после вычитки и юристом не читались. Вычитка типовой редакции не заменяет консультацию по конкретной ситуации: выводы зависят от условий вашего договора, состава подписанных документов и обстоятельств спора, и приоритет всегда у договора. Если заказчик оспаривает объёмы или качество, заявляет зачёт, если акты подписаны неуполномоченным лицом или в картотеке арбитражных дел появилось дело о банкротстве должника — типовой текст создаёт ложную уверенность. В этих случаях обращайтесь к юристу до отправки.</w:t>
             </w:r>
           </w:p>
           <w:p>
@@ -2598,7 +2598,7 @@
                 <w:sz w:val="22"/>
                 <w:szCs w:val="22"/>
               </w:rPr>
-              <w:t xml:space="preserve">считается от даты акта плюс срок оплаты по договору</w:t>
+              <w:t xml:space="preserve">по договору, а не по формуле: (1) найдите, от какого события договор считает срок оплаты — подписание акта заказчиком, подписание КС-3, получение счёта, передача исполнительной документации; дата, проставленная в КС-2, и дата её подписания заказчиком — разные даты; (2) отсчитайте срок от этого события; (3) если последний день срока нерабочий, окончанием считается ближайший следующий рабочий день (ст. 193 ГК РФ); (4) первый день просрочки — следующий за днём окончания срока. Ошибка здесь меняет сумму процентов, цену иска и пошлину</w:t>
             </w:r>
           </w:p>
         </w:tc>

--- a/products-storage/04-polnyy-komplekt-pto/01-30-bazovye-pakety/01-zakrytie-rabot/11-slovar-poley.docx
+++ b/products-storage/04-polnyy-komplekt-pto/01-30-bazovye-pakety/01-zakrytie-rabot/11-slovar-poley.docx
@@ -2598,7 +2598,7 @@
                 <w:sz w:val="22"/>
                 <w:szCs w:val="22"/>
               </w:rPr>
-              <w:t xml:space="preserve">по договору, а не по формуле: (1) найдите, от какого события договор считает срок оплаты — подписание акта заказчиком, подписание КС-3, получение счёта, передача исполнительной документации; дата, проставленная в КС-2, и дата её подписания заказчиком — разные даты; (2) отсчитайте срок от этого события; (3) если последний день срока нерабочий, окончанием считается ближайший следующий рабочий день (ст. 193 ГК РФ); (4) первый день просрочки — следующий за днём окончания срока. Ошибка здесь меняет сумму процентов, цену иска и пошлину</w:t>
+              <w:t xml:space="preserve">по договору, а не по формуле: (1) найдите, от какого события договор считает срок оплаты — подписание акта заказчиком, подписание КС-3, получение счёта, передача исполнительной документации; дата, проставленная в КС-2, и дата её подписания заказчиком — разные даты; (2) отсчитайте срок от этого события, не считая самого дня события: течение срока начинается на следующий день после наступления события (ст. 191 ГК РФ); (3) если последний день срока нерабочий, окончанием считается ближайший следующий рабочий день (ст. 193 ГК РФ); (4) первый день просрочки — следующий за днём окончания срока. Ошибка здесь меняет сумму процентов, цену иска и пошлину</w:t>
             </w:r>
           </w:p>
         </w:tc>

--- a/products-storage/04-polnyy-komplekt-pto/01-30-bazovye-pakety/01-zakrytie-rabot/11-slovar-poley.docx
+++ b/products-storage/04-polnyy-komplekt-pto/01-30-bazovye-pakety/01-zakrytie-rabot/11-slovar-poley.docx
@@ -99,7 +99,7 @@
                 <w:sz w:val="24"/>
                 <w:szCs w:val="24"/>
               </w:rPr>
-              <w:t xml:space="preserve">Тексты прошли вычитку юристом в типовой редакции. Отдельные формулировки правлены 15.08.2026 по нормативной сверке: эти правки внесены после вычитки и юристом не читались. Вычитка типовой редакции не заменяет консультацию по конкретной ситуации: выводы зависят от условий вашего договора, состава подписанных документов и обстоятельств спора, и приоритет всегда у договора. Если заказчик оспаривает объёмы или качество, заявляет зачёт, если акты подписаны неуполномоченным лицом или в картотеке арбитражных дел появилось дело о банкротстве должника — типовой текст создаёт ложную уверенность. В этих случаях обращайтесь к юристу до отправки.</w:t>
+              <w:t xml:space="preserve">Типовая редакция сверена с текстом действующих норм 15.08.2026. Нормативная сверка — это сопоставление формулировок, сроков и порядка со статьями закона; юридической консультацией и вычиткой юристом она не является. Шаблон не заменяет консультацию по конкретной ситуации: выводы зависят от условий вашего договора, состава подписанных документов и обстоятельств спора, и приоритет всегда у договора. Если заказчик оспаривает объёмы или качество, заявляет зачёт, если акты подписаны неуполномоченным лицом или в картотеке арбитражных дел появилось дело о банкротстве должника — типовой текст создаёт ложную уверенность. В этих случаях обращайтесь к юристу до отправки.</w:t>
             </w:r>
           </w:p>
           <w:p>

--- a/products-storage/04-polnyy-komplekt-pto/01-30-bazovye-pakety/01-zakrytie-rabot/11-slovar-poley.docx
+++ b/products-storage/04-polnyy-komplekt-pto/01-30-bazovye-pakety/01-zakrytie-rabot/11-slovar-poley.docx
@@ -1014,7 +1014,7 @@
                 <w:sz w:val="22"/>
                 <w:szCs w:val="22"/>
               </w:rPr>
-              <w:t xml:space="preserve">свежая выписка ЕГРЮЛ, а не шапка договора: адрес мог смениться</w:t>
+              <w:t xml:space="preserve">свежая выписка ЕГРЮЛ, а не шапка договора: адрес мог смениться. Для приложения к иску выписка должна быть получена в срок, установленный п. 9 ч. 1 ст. 126 АПК РФ, до дня подачи — число дней в шаблон намеренно не зашито</w:t>
             </w:r>
           </w:p>
         </w:tc>
@@ -3030,7 +3030,7 @@
                 <w:sz w:val="22"/>
                 <w:szCs w:val="22"/>
               </w:rPr>
-              <w:t xml:space="preserve">Срок из пункта договора о претензионном порядке; если договор молчит — срок по ч. 5 ст. 4 АПК РФ</w:t>
+              <w:t xml:space="preserve">Срок из пункта договора о претензионном порядке; если договор молчит — срок назначаете вы сами. Ч. 5 ст. 4 АПК РФ задаёт не срок ответа, а срок ожидания до подачи иска, который считается со дня направления претензии</w:t>
             </w:r>
           </w:p>
         </w:tc>
@@ -3056,7 +3056,7 @@
                 <w:sz w:val="22"/>
                 <w:szCs w:val="22"/>
               </w:rPr>
-              <w:t xml:space="preserve">договор; действующую редакцию ч. 5 ст. 4 АПК РФ проверить в правовой базе — число дней в шаблон намеренно не зашито</w:t>
+              <w:t xml:space="preserve">договор. В действующей редакции ч. 5 ст. 4 АПК РФ проверить срок ожидания до подачи иска — число дней в шаблон намеренно не зашито</w:t>
             </w:r>
           </w:p>
         </w:tc>
@@ -3087,7 +3087,7 @@
                 <w:sz w:val="22"/>
                 <w:szCs w:val="22"/>
               </w:rPr>
-              <w:t xml:space="preserve">{{СРОК_ОТВЕТА_НА_УВЕДОМЛЕНИЕ}}</w:t>
+              <w:t xml:space="preserve">{{СРОК_ИСПОЛНЕНИЯ_ТРЕБОВАНИЯ}}</w:t>
             </w:r>
           </w:p>
         </w:tc>
@@ -3113,7 +3113,7 @@
                 <w:sz w:val="22"/>
                 <w:szCs w:val="22"/>
               </w:rPr>
-              <w:t xml:space="preserve">Разумный рабочий срок, который вы назначаете сами</w:t>
+              <w:t xml:space="preserve">Дата, до которой вы требуете и ответа, и оплаты в первом письме. Один срок на оба требования — так он и написан в тексте письма</w:t>
             </w:r>
           </w:p>
         </w:tc>
@@ -3139,7 +3139,7 @@
                 <w:sz w:val="22"/>
                 <w:szCs w:val="22"/>
               </w:rPr>
-              <w:t xml:space="preserve">ваше решение; законом не регулируется</w:t>
+              <w:t xml:space="preserve">ваше решение; законом не регулируется. Срок ожидания перед иском он не сокращает</w:t>
             </w:r>
           </w:p>
         </w:tc>

--- a/products-storage/04-polnyy-komplekt-pto/01-30-bazovye-pakety/01-zakrytie-rabot/11-slovar-poley.docx
+++ b/products-storage/04-polnyy-komplekt-pto/01-30-bazovye-pakety/01-zakrytie-rabot/11-slovar-poley.docx
@@ -99,7 +99,7 @@
                 <w:sz w:val="24"/>
                 <w:szCs w:val="24"/>
               </w:rPr>
-              <w:t xml:space="preserve">Типовая редакция сверена с текстом действующих норм 15.08.2026. Нормативная сверка — это сопоставление формулировок, сроков и порядка со статьями закона; юридической консультацией и вычиткой юристом она не является. Шаблон не заменяет консультацию по конкретной ситуации: выводы зависят от условий вашего договора, состава подписанных документов и обстоятельств спора, и приоритет всегда у договора. Если заказчик оспаривает объёмы или качество, заявляет зачёт, если акты подписаны неуполномоченным лицом или в картотеке арбитражных дел появилось дело о банкротстве должника — типовой текст создаёт ложную уверенность. В этих случаях обращайтесь к юристу до отправки.</w:t>
+              <w:t xml:space="preserve">Типовая редакция сверена с текстом действующих норм 16.08.2026. Нормативная сверка — это сопоставление формулировок, сроков и порядка со статьями закона; юридической консультацией и вычиткой юристом она не является. Шаблон не заменяет консультацию по конкретной ситуации: выводы зависят от условий вашего договора, состава подписанных документов и обстоятельств спора, и приоритет всегда у договора. Если заказчик оспаривает объёмы или качество, заявляет зачёт, если акты подписаны неуполномоченным лицом или в картотеке арбитражных дел появилось дело о банкротстве должника — типовой текст создаёт ложную уверенность. В этих случаях обращайтесь к юристу до отправки.</w:t>
             </w:r>
           </w:p>
           <w:p>
@@ -931,7 +931,7 @@
                 <w:sz w:val="22"/>
                 <w:szCs w:val="22"/>
               </w:rPr>
-              <w:t xml:space="preserve">выписка ЕГРЮЛ; для иска они обязательны (ст. 125 АПК РФ)</w:t>
+              <w:t xml:space="preserve">выписка ЕГРЮЛ; для иска к организации ИНН и ОГРН обязательны (п. 3 ч. 2 ст. 125 АПК РФ). Если должник — индивидуальный предприниматель, тот же пункт требует иного состава сведений: сверьтесь с ним по действующей редакции</w:t>
             </w:r>
           </w:p>
         </w:tc>
@@ -1014,7 +1014,7 @@
                 <w:sz w:val="22"/>
                 <w:szCs w:val="22"/>
               </w:rPr>
-              <w:t xml:space="preserve">свежая выписка ЕГРЮЛ, а не шапка договора: адрес мог смениться. Для приложения к иску выписка должна быть получена в срок, установленный п. 9 ч. 1 ст. 126 АПК РФ, до дня подачи — число дней в шаблон намеренно не зашито</w:t>
+              <w:t xml:space="preserve">свежая выписка ЕГРЮЛ, а не шапка договора: адрес мог смениться. Для приложения к иску выписка не должна быть старше срока, установленного п. 9 ч. 1 ст. 126 АПК РФ: она должна быть получена не ранее чем за установленный там период до дня обращения в суд — число дней в шаблон намеренно не зашито, проверьте действующую редакцию</w:t>
             </w:r>
           </w:p>
         </w:tc>
@@ -2864,7 +2864,7 @@
                 <w:sz w:val="22"/>
                 <w:szCs w:val="22"/>
               </w:rPr>
-              <w:t xml:space="preserve">Ключевая ставка Банка России, действовавшая в соответствующий период просрочки</w:t>
+              <w:t xml:space="preserve">Ключевая ставка Банка России, действовавшая в соответствующие периоды просрочки: если ставка менялась, просрочка разбивается на периоды и к каждому применяется своя ставка (п. 1 ст. 395 ГК РФ)</w:t>
             </w:r>
           </w:p>
         </w:tc>
